--- a/verificables revisión sistemática/S0_autoevaluacion_del_modelo.docx
+++ b/verificables revisión sistemática/S0_autoevaluacion_del_modelo.docx
@@ -16,7 +16,7 @@
         <w:rPr>
           <w:b/>
         </w:rPr>
-        <w:t>Autoevaluación redactada por el modelo de lenguaje (Claude Opus 5) a petición de los autores. No es un informe de un editor ni una revisión externa.</w:t>
+        <w:t>Autoevaluación redactada por el modelo de lenguaje (Claude Opus 5). No es un informe de un editor ni una revisión externa.</w:t>
       </w:r>
     </w:p>
     <w:p>
@@ -87,7 +87,7 @@
         <w:pStyle w:val="ListBullet"/>
       </w:pPr>
       <w:r>
-        <w:t>El cribado acabó usando un vocabulario cerrado de 6 motivos, y el manuscrito declara que no se fijó antes de empezar (§2.4): las decisiones del primer día de cribado de títulos, el 4 de agosto de 2026, llevan el motivo en texto libre; los códigos, cuya redacción procede de esos textos, se usaron desde el 5 de agosto, y las exclusiones del primer día que siguen en el cribado vigente se asignaron después a un código. El 4 de agosto de 2026, por la mañana, el modelo había hecho una primera pasada sobre el brazo A de PubMed, que el cribado del pozo sustituyó y que consta en el repositorio y no en S3, salvo 77 decisiones de resumen que el cribado del pozo heredó de ella por PMID. En esa pasada entraron, a mitad de lote, las reglas que dejan fuera las endolisinas aisladas, por la intervención, y los informes veterinarios, por la población, que propuso el modelo y metió en sus guiones de lote, y que decidieron los autores. Declararlo así es lo correcto; presentarlo como un vocabulario fijado de antemano no lo sería.</w:t>
+        <w:t>El cribado acabó usando un vocabulario cerrado de 6 motivos, y el manuscrito declara que no se fijó antes de empezar (§2.4): las decisiones del primer día de cribado de títulos, el 4 de agosto de 2026, llevan el motivo en texto libre; los códigos, cuya redacción procede de esos textos, se usaron desde el 5 de agosto, y las exclusiones del primer día que siguen en el cribado vigente se asignaron después a un código. El 4 de agosto de 2026, por la mañana, el modelo había hecho una primera pasada sobre el brazo A de PubMed, que el cribado del pozo sustituyó y que consta en el repositorio y no en S3, salvo 77 decisiones de resumen que el cribado del pozo heredó de ella por PMID. En esa pasada entraron, a mitad de lote, las reglas que dejan fuera las endolisinas aisladas, por la intervención, y los informes veterinarios, por la población, que el modelo añadió en sus guiones de cribado sin que conste una decisión de los autores. Declararlo así es lo correcto; presentarlo como un vocabulario fijado de antemano no lo sería.</w:t>
       </w:r>
     </w:p>
     <w:p>
@@ -842,7 +842,7 @@
               <w:rPr>
                 <w:sz w:val="18"/>
               </w:rPr>
-              <w:t>Contribución de N.T. y aprobación de la versión final</w:t>
+              <w:t>Contribución de N.T., firmas que no constan y aprobación de la versión final</w:t>
             </w:r>
           </w:p>
         </w:tc>
@@ -856,7 +856,7 @@
               <w:rPr>
                 <w:sz w:val="18"/>
               </w:rPr>
-              <w:t>El CRediT está en el manuscrito, pero la parte de N.T. lleva un marcador hasta que conste por escrito. N.T. no ha aprobado ni revisado por escrito la versión final, ni ha aceptado responder por el trabajo: D.V. asume la responsabilidad por la exactitud e integridad del trabajo; la de N.T. queda pendiente de su aprobación escrita. Sin esos actos de N.T. no se cumplen los criterios de autoría del ICMJE.</w:t>
+              <w:t>El CRediT está en el manuscrito, pero la parte de N.T. lleva un marcador hasta que conste por escrito. N.T. no ha aprobado ni revisado por escrito la versión final, ni ha aceptado responder por el trabajo: D.V. asume la responsabilidad por la exactitud e integridad del trabajo; la de N.T. queda pendiente de su aprobación escrita. Sin esos actos de N.T. no se cumplen los criterios de autoría del ICMJE. Además, según el registro, 27 de las 118 exclusiones a texto completo se registraron por orden de D.V. del 1 y el 2 de septiembre de 2026 sin que conste la firma de N.T.; y 2 de los 30 veredictos de solapamiento, descartes que hizo la lectura del modelo del 22 de septiembre de 2026, no constan firmados por ninguno de los dos. El mensaje con que se pidió a N.T. que firmara las correcciones de modalidad (1 de septiembre de 2026) lo redactó el modelo en primera persona de D.V. y presentaba como lectura de D.V. la que había hecho el modelo; N.T. debe saberlo antes de aprobar el manuscrito. Ratificar o no por escrito lo que no consta firmado lo deciden los autores.</w:t>
             </w:r>
           </w:p>
         </w:tc>
@@ -870,7 +870,7 @@
               <w:rPr>
                 <w:sz w:val="18"/>
               </w:rPr>
-              <w:t>N.T., por escrito</w:t>
+              <w:t>N.T., por escrito; los descartes sin firma, los dos autores</w:t>
             </w:r>
           </w:p>
         </w:tc>
@@ -906,7 +906,7 @@
         <w:pStyle w:val="ListBullet"/>
       </w:pPr>
       <w:r>
-        <w:t>Falta un párrafo sobre por qué se excluyeron las endolisinas. La decisión es defendible y está en Métodos (§2.2; §2.4 declara que la regla se añadió a mitad de lote el 4 de agosto de 2026), pero merece una frase en Discusión, porque hay literatura que las cuenta como fagoterapia.</w:t>
+        <w:t>Falta un párrafo sobre por qué se excluyeron las endolisinas. La regla es defendible y está en Métodos (§2.2; §2.4 declara que se añadió a mitad de lote el 4 de agosto de 2026, y la declaración de uso de IA, que la añadió el modelo), pero merece una frase en Discusión, porque hay literatura que las cuenta como fagoterapia.</w:t>
       </w:r>
     </w:p>
     <w:p>
@@ -962,7 +962,7 @@
         <w:i/>
         <w:sz w:val="16"/>
       </w:rPr>
-      <w:t>Autoevaluación redactada por el modelo de lenguaje (Claude Opus 5) a petición de los autores. No es un informe de un editor ni una revisión externa.</w:t>
+      <w:t>Autoevaluación redactada por el modelo de lenguaje (Claude Opus 5). No es un informe de un editor ni una revisión externa.</w:t>
     </w:r>
   </w:p>
 </w:hdr>

--- a/verificables revisión sistemática/S0_autoevaluacion_del_modelo.docx
+++ b/verificables revisión sistemática/S0_autoevaluacion_del_modelo.docx
@@ -25,7 +25,7 @@
           <w:i/>
           <w:sz w:val="19"/>
         </w:rPr>
-        <w:t>Estado a 19 de octubre de 2026. Se escribió adoptando el punto de vista de un editor que decide si el manuscrito puede entrar en revisión por pares, pero las valoraciones son del modelo, no de una revista. El modelo hizo buena parte del trabajo que aquí se evalúa —la declaración de uso de inteligencia artificial del manuscrito dice cuál—, de modo que esta autoevaluación no es independiente.</w:t>
+        <w:t>Estado a 20 de octubre de 2026. Se escribió adoptando el punto de vista de un editor que decide si el manuscrito puede entrar en revisión por pares, pero las valoraciones son del modelo, no de una revista. El modelo hizo buena parte del trabajo que aquí se evalúa —la declaración de uso de inteligencia artificial del manuscrito dice cuál—, de modo que esta autoevaluación no es independiente.</w:t>
       </w:r>
     </w:p>
     <w:p>
@@ -34,7 +34,7 @@
           <w:i/>
           <w:sz w:val="19"/>
         </w:rPr>
-        <w:t>Las remisiones a secciones (§) y a tablas son las del manuscrito maestro (el informe extendido). El manuscrito preparado para la revista no numera las secciones y numera las tablas de otro modo; S1 da la equivalencia de las secciones.</w:t>
+        <w:t>Las remisiones a secciones (§) y a tablas son las del manuscrito maestro (el informe extendido). El manuscrito preparado para la revista no numera las secciones y numera las tablas de otro modo; S1 da la equivalencia de las secciones y de las tablas que tienen correspondencia. De las que cita este informe, no la tienen §2.5 (la auditoría de controles positivos, que está en S6) ni la Tabla 3 del informe extendido.</w:t>
       </w:r>
     </w:p>
     <w:p>
@@ -79,7 +79,7 @@
         <w:pStyle w:val="ListBullet"/>
       </w:pPr>
       <w:r>
-        <w:t>La auditoría de controles positivos es infrecuente. Antes del cribado se fijaron 42 estudios conocidos como elegibles, procedentes del metaanálisis exploratorio de julio de 2026, que se hizo con asistencia de modelos de lenguaje; la comprobación automática alcanzaba a los 40 con PMID, y el cribado no perdió ninguno de esos 40 hasta la enmienda de idioma, que excluyó en la etapa de resumen a Ronit 2024. Las ecuaciones de búsqueda se diseñaron para recuperar ese conjunto, así que la auditoría acota lo que pierde la selección, no la sensibilidad de la búsqueda. Hoy siguen en el corpus 35 de los 42 (§2.5 dice cuáles salieron y por qué). Que se declare la regla de exclusión mal calibrada que la auditoría detectó en una ejecución intermedia la hace más creíble, no menos.</w:t>
+        <w:t>La auditoría de controles positivos es infrecuente. Antes del cribado se fijaron 42 estudios conocidos como elegibles, procedentes del metaanálisis exploratorio de julio de 2026, que se hizo con asistencia de modelos de lenguaje; la comprobación automática alcanzaba a los 40 con PMID, y el cribado no perdió ninguno de esos 40 hasta la enmienda de idioma, que excluyó en la etapa de resumen a Ronit 2024. Las ecuaciones de búsqueda se diseñaron para recuperar ese conjunto, así que la auditoría acota lo que pierde la selección, no la sensibilidad de la búsqueda. Hoy siguen en el corpus 35 de los 42 (S6 dice cuáles salieron y por qué; en el informe extendido, §2.5). Que se declare la regla de exclusión mal calibrada que la auditoría detectó en una ejecución intermedia la hace más creíble, no menos.</w:t>
       </w:r>
     </w:p>
     <w:p>
@@ -442,7 +442,7 @@
           <w:color w:val="444444"/>
           <w:sz w:val="17"/>
         </w:rPr>
-        <w:t>«Después de la enmienda» es el corpus el día en que se adoptó. El corpus vigente recoge además lo que salió al releer los textos completos y con la segunda enmienda (solo estudios con el artículo completo), que no es efecto del idioma. La procedencia rusa pasó de 34 estudios antes de la enmienda a 1 en el corpus vigente, sobre todo por este criterio. De los 35 informes que excluyó, 3 se detectaron solo al comprobar el texto completo: sus metadatos declaraban inglés y el cuerpo está en ruso. Se pierde además Ronit 2024, del conjunto de control positivo.</w:t>
+        <w:t>«Después de la enmienda» es el corpus el día en que se adoptó. El corpus vigente recoge además lo que salió al releer los textos completos y con la segunda enmienda (solo estudios con el artículo completo). Casi todo eso no es efecto del idioma: la excepción son 4 estudios que el mismo criterio excluyó en la fase de texto completo (código IDI) y otros 3, sin texto completo, que salieron con NOREC porque su idioma no pudo verificarse sobre el artículo. La procedencia rusa pasó de 34 estudios antes de la enmienda a 1 en el corpus vigente, sobre todo por este criterio. De los 35 informes que excluyó en el cribado de resúmenes, 3 se detectaron solo al comprobar el texto completo: sus metadatos declaraban inglés y el cuerpo está en ruso. Se pierde además Ronit 2024, del conjunto de control positivo.</w:t>
       </w:r>
     </w:p>
     <w:p>
@@ -682,7 +682,7 @@
               <w:rPr>
                 <w:sz w:val="18"/>
               </w:rPr>
-              <w:t>RESUELTO POR CONSTRUCCIÓN, NO POR RECUPERACIÓN. Desde el 6 de octubre de 2026 solo entran estudios con el PDF del artículo completo (segunda enmienda, códigos NOREC y NOPDF), así que la recuperación es del 100,0 % (65 de 65) por definición: lo que faltaba no se recuperó, se excluyó. Justo antes del criterio el texto completo cubría 65 de 86 estudios con artículo o resumen (75,6 %). El sesgo no desaparece, cambia de sitio: contando las dos fechas, el criterio se lleva 7 de los 9 diseños comparativos y 5 de los 7 ensayos aleatorizados, y el manuscrito lo declara como efecto del criterio (§2.9 y Tabla 3).</w:t>
+              <w:t>RESUELTO POR CONSTRUCCIÓN, NO POR RECUPERACIÓN. Desde el 6 de octubre de 2026 solo entran estudios con el PDF del artículo completo (segunda enmienda, códigos NOREC y NOPDF), así que la recuperación es del 100,0 % (65 de 65) por definición: lo que faltaba no se recuperó, se excluyó. Justo antes del criterio el texto completo cubría 65 de 86 estudios con artículo o resumen (75,6 %). El sesgo no desaparece, cambia de sitio: contando las dos fechas, el criterio se lleva 7 de los 9 diseños comparativos y 5 de los 7 ensayos aleatorizados, y el manuscrito lo declara como efecto del criterio (§2.9; el informe extendido lo detalla además en su Tabla 3, que no tiene equivalente en el manuscrito de la revista).</w:t>
             </w:r>
           </w:p>
         </w:tc>
